--- a/Slot1/Exercise1.docx
+++ b/Slot1/Exercise1.docx
@@ -17,6 +17,8 @@
         </w:rPr>
       </w:pPr>
       <w:bookmarkStart w:id="0" w:name="_Toc229486375"/>
+      <w:bookmarkStart w:id="1" w:name="_GoBack"/>
+      <w:bookmarkEnd w:id="1"/>
       <w:r>
         <w:rPr>
           <w:rFonts w:cs="Times New Roman"/>
@@ -1813,26 +1815,17 @@
           <w:lang w:val="vi-VN"/>
         </w:rPr>
       </w:pPr>
-    </w:p>
-    <w:p>
-      <w:pPr>
-        <w:pStyle w:val="Heading10"/>
+      <w:bookmarkStart w:id="2" w:name="_Toc229492902"/>
+      <w:r>
         <w:rPr>
           <w:rFonts w:cs="Times New Roman"/>
           <w:szCs w:val="26"/>
           <w:lang w:val="vi-VN"/>
         </w:rPr>
-      </w:pPr>
-      <w:bookmarkStart w:id="1" w:name="_Toc229492902"/>
-      <w:r>
-        <w:rPr>
-          <w:rFonts w:cs="Times New Roman"/>
-          <w:szCs w:val="26"/>
-          <w:lang w:val="vi-VN"/>
-        </w:rPr>
+        <w:lastRenderedPageBreak/>
         <w:t>Mục lục hình</w:t>
       </w:r>
-      <w:bookmarkEnd w:id="1"/>
+      <w:bookmarkEnd w:id="2"/>
     </w:p>
     <w:p>
       <w:pPr>
@@ -2049,18 +2042,6 @@
         </w:rPr>
         <w:br w:type="page"/>
       </w:r>
-      <w:bookmarkStart w:id="2" w:name="_GoBack"/>
-      <w:bookmarkEnd w:id="2"/>
-    </w:p>
-    <w:p>
-      <w:pPr>
-        <w:pStyle w:val="Heading10"/>
-        <w:rPr>
-          <w:rFonts w:cs="Times New Roman"/>
-          <w:szCs w:val="26"/>
-          <w:lang w:val="vi-VN"/>
-        </w:rPr>
-      </w:pPr>
     </w:p>
     <w:p>
       <w:pPr>
@@ -2085,6 +2066,7 @@
           <w:rFonts w:cs="Times New Roman"/>
           <w:szCs w:val="26"/>
         </w:rPr>
+        <w:lastRenderedPageBreak/>
         <w:t>Tổng</w:t>
       </w:r>
       <w:proofErr w:type="spellEnd"/>
@@ -11667,7 +11649,7 @@
         <w:szCs w:val="26"/>
         <w:lang w:val="vi-VN"/>
       </w:rPr>
-      <w:t>6</w:t>
+      <w:t>7</w:t>
     </w:r>
     <w:r>
       <w:rPr>
@@ -17793,7 +17775,7 @@
 </file>
 
 <file path=customXml/itemProps1.xml><?xml version="1.0" encoding="utf-8"?>
-<ds:datastoreItem xmlns:ds="http://schemas.openxmlformats.org/officeDocument/2006/customXml" ds:itemID="{3FEB1E42-3770-4544-988E-DD7709C116BF}">
+<ds:datastoreItem xmlns:ds="http://schemas.openxmlformats.org/officeDocument/2006/customXml" ds:itemID="{8CD54ABF-8EC4-4D3E-8F96-3D442302D3AF}">
   <ds:schemaRefs>
     <ds:schemaRef ds:uri="http://schemas.openxmlformats.org/officeDocument/2006/bibliography"/>
   </ds:schemaRefs>
